--- a/SWI/201-Plant-Sampling/MM-4034-033-OR-03-SWI-PRO-MET-201-022-Online-Analyser-Verification-Sampling---pH-Cyanide-and-Dissolved-O-RevA.docx
+++ b/SWI/201-Plant-Sampling/MM-4034-033-OR-03-SWI-PRO-MET-201-022-Online-Analyser-Verification-Sampling---pH-Cyanide-and-Dissolved-O-RevA.docx
@@ -602,6 +602,60 @@
       <w:pPr>
         <w:spacing w:after="100" w:before="0" w:line="245"/>
       </w:pPr>
+    </w:p>
+    <w:tbl>
+      <w:tblPr>
+        <w:tblW w:type="dxa" w:w="9026"/>
+        <w:tblBorders>
+          <w:left w:val="single" w:color="B7791F" w:sz="18"/>
+        </w:tblBorders>
+        <w:tblCellMar>
+          <w:top w:type="dxa" w:w="90"/>
+          <w:left w:type="dxa" w:w="150"/>
+          <w:bottom w:type="dxa" w:w="90"/>
+          <w:right w:type="dxa" w:w="120"/>
+        </w:tblCellMar>
+      </w:tblPr>
+      <w:tblGrid>
+        <w:gridCol w:w="9026"/>
+      </w:tblGrid>
+      <w:tr>
+        <w:tc>
+          <w:tcPr>
+            <w:tcW w:type="dxa" w:w="9026"/>
+            <w:shd w:val="clear" w:color="auto" w:fill="FFF4D6"/>
+          </w:tcPr>
+          <w:p>
+            <w:pPr>
+              <w:spacing w:after="0" w:before="0" w:line="245"/>
+            </w:pPr>
+            <w:r>
+              <w:rPr>
+                <w:rFonts w:ascii="Calibri" w:cs="Calibri" w:eastAsia="Calibri" w:hAnsi="Calibri"/>
+                <w:b/>
+                <w:bCs/>
+                <w:color w:val="7A4B00"/>
+                <w:sz w:val="17"/>
+                <w:szCs w:val="17"/>
+              </w:rPr>
+              <w:t xml:space="preserve">DRAFT FOR REVIEW. Martabe work instruction 'Verifikasi Analyzer Leaching' (12/05/2025) added as Section 6 Part B. Not approved until reviewed. JSEA JSEA-PRO-MET-201-022 must be updated for the added hazard row.</w:t>
+            </w:r>
+          </w:p>
+        </w:tc>
+      </w:tr>
+    </w:tbl>
+    <w:p>
+      <w:pPr>
+        <w:spacing w:after="60" w:before="0" w:line="245"/>
+      </w:pPr>
+      <w:r>
+        <w:rPr>
+          <w:rFonts w:ascii="Calibri" w:cs="Calibri" w:eastAsia="Calibri" w:hAnsi="Calibri"/>
+          <w:sz w:val="17"/>
+          <w:szCs w:val="17"/>
+        </w:rPr>
+        <w:t xml:space="preserve"/>
+      </w:r>
     </w:p>
     <w:p>
       <w:pPr>
@@ -1487,6 +1541,56 @@
           </w:p>
         </w:tc>
       </w:tr>
+      <w:tr>
+        <w:tc>
+          <w:tcPr>
+            <w:tcW w:type="dxa" w:w="2900"/>
+            <w:tcMar>
+              <w:top w:type="dxa" w:w="55"/>
+              <w:left w:type="dxa" w:w="85"/>
+              <w:bottom w:type="dxa" w:w="55"/>
+              <w:right w:type="dxa" w:w="85"/>
+            </w:tcMar>
+          </w:tcPr>
+          <w:p>
+            <w:pPr>
+              <w:spacing w:after="0" w:line="235"/>
+            </w:pPr>
+            <w:r>
+              <w:rPr>
+                <w:rFonts w:ascii="Calibri" w:cs="Calibri" w:eastAsia="Calibri" w:hAnsi="Calibri"/>
+                <w:sz w:val="16"/>
+                <w:szCs w:val="16"/>
+              </w:rPr>
+              <w:t xml:space="preserve">[JSEA to confirm] Filtering slurry on the filter press and adding caustic to cyanide solution at the bench</w:t>
+            </w:r>
+          </w:p>
+        </w:tc>
+        <w:tc>
+          <w:tcPr>
+            <w:tcW w:type="dxa" w:w="6126"/>
+            <w:tcMar>
+              <w:top w:type="dxa" w:w="55"/>
+              <w:left w:type="dxa" w:w="85"/>
+              <w:bottom w:type="dxa" w:w="55"/>
+              <w:right w:type="dxa" w:w="85"/>
+            </w:tcMar>
+          </w:tcPr>
+          <w:p>
+            <w:pPr>
+              <w:spacing w:after="0" w:line="235"/>
+            </w:pPr>
+            <w:r>
+              <w:rPr>
+                <w:rFonts w:ascii="Calibri" w:cs="Calibri" w:eastAsia="Calibri" w:hAnsi="Calibri"/>
+                <w:sz w:val="16"/>
+                <w:szCs w:val="16"/>
+              </w:rPr>
+              <w:t xml:space="preserve">Filter press operated to its manual with pressure relieved before opening. Caustic added to the solution, never the reverse, with chemical-resistant gloves, goggles and face shield. Filtrate handled as cyanide-bearing - no general drain.</w:t>
+            </w:r>
+          </w:p>
+        </w:tc>
+      </w:tr>
     </w:tbl>
     <w:p>
       <w:pPr>
@@ -2038,6 +2142,60 @@
     </w:p>
     <w:p>
       <w:pPr>
+        <w:pStyle w:val="ListParagraph"/>
+        <w:numPr>
+          <w:ilvl w:val="0"/>
+          <w:numId w:val="1"/>
+        </w:numPr>
+        <w:spacing w:after="60" w:line="245"/>
+      </w:pPr>
+      <w:r>
+        <w:rPr>
+          <w:rFonts w:ascii="Calibri" w:cs="Calibri" w:eastAsia="Calibri" w:hAnsi="Calibri"/>
+          <w:sz w:val="17"/>
+          <w:szCs w:val="17"/>
+        </w:rPr>
+        <w:t xml:space="preserve">[M] Leach analyser (reading the solution sample) and black 250 mL sample bottles</w:t>
+      </w:r>
+    </w:p>
+    <w:p>
+      <w:pPr>
+        <w:pStyle w:val="ListParagraph"/>
+        <w:numPr>
+          <w:ilvl w:val="0"/>
+          <w:numId w:val="1"/>
+        </w:numPr>
+        <w:spacing w:after="60" w:line="245"/>
+      </w:pPr>
+      <w:r>
+        <w:rPr>
+          <w:rFonts w:ascii="Calibri" w:cs="Calibri" w:eastAsia="Calibri" w:hAnsi="Calibri"/>
+          <w:sz w:val="17"/>
+          <w:szCs w:val="17"/>
+        </w:rPr>
+        <w:t xml:space="preserve">[M] 100 mL measuring cylinder and filter press</w:t>
+      </w:r>
+    </w:p>
+    <w:p>
+      <w:pPr>
+        <w:pStyle w:val="ListParagraph"/>
+        <w:numPr>
+          <w:ilvl w:val="0"/>
+          <w:numId w:val="1"/>
+        </w:numPr>
+        <w:spacing w:after="60" w:line="245"/>
+      </w:pPr>
+      <w:r>
+        <w:rPr>
+          <w:rFonts w:ascii="Calibri" w:cs="Calibri" w:eastAsia="Calibri" w:hAnsi="Calibri"/>
+          <w:sz w:val="17"/>
+          <w:szCs w:val="17"/>
+        </w:rPr>
+        <w:t xml:space="preserve">[M] Sodium hydroxide (caustic) to stabilise the solution sample</w:t>
+      </w:r>
+    </w:p>
+    <w:p>
+      <w:pPr>
         <w:pStyle w:val="Heading1"/>
         <w:spacing w:after="120" w:before="260"/>
       </w:pPr>
@@ -2055,6 +2213,23 @@
     </w:p>
     <w:p>
       <w:pPr>
+        <w:spacing w:after="90" w:before="180" w:line="245"/>
+        <w:keepNext/>
+      </w:pPr>
+      <w:r>
+        <w:rPr>
+          <w:rFonts w:ascii="Calibri" w:cs="Calibri" w:eastAsia="Calibri" w:hAnsi="Calibri"/>
+          <w:b/>
+          <w:bCs/>
+          <w:color w:val="1F3864"/>
+          <w:sz w:val="19"/>
+          <w:szCs w:val="19"/>
+        </w:rPr>
+        <w:t xml:space="preserve">Part A - Verification at the analyser sample point</w:t>
+      </w:r>
+    </w:p>
+    <w:p>
+      <w:pPr>
         <w:ind w:left="280"/>
         <w:spacing w:after="50" w:before="0" w:line="245"/>
       </w:pPr>
@@ -2195,6 +2370,193 @@
           <w:szCs w:val="17"/>
         </w:rPr>
         <w:t xml:space="preserve">  Submit a laboratory split so the field result itself is checked.</w:t>
+      </w:r>
+    </w:p>
+    <w:p>
+      <w:pPr>
+        <w:spacing w:after="90" w:before="180" w:line="245"/>
+        <w:keepNext/>
+      </w:pPr>
+      <w:r>
+        <w:rPr>
+          <w:rFonts w:ascii="Calibri" w:cs="Calibri" w:eastAsia="Calibri" w:hAnsi="Calibri"/>
+          <w:b/>
+          <w:bCs/>
+          <w:color w:val="1F3864"/>
+          <w:sz w:val="19"/>
+          <w:szCs w:val="19"/>
+        </w:rPr>
+        <w:t xml:space="preserve">Part B - Leach analyser verification against actual solution, leach tanks 1, 2 and 3 [M]</w:t>
+      </w:r>
+    </w:p>
+    <w:p>
+      <w:pPr>
+        <w:spacing w:after="60" w:before="0" w:line="245"/>
+      </w:pPr>
+      <w:r>
+        <w:rPr>
+          <w:rFonts w:ascii="Calibri" w:cs="Calibri" w:eastAsia="Calibri" w:hAnsi="Calibri"/>
+          <w:sz w:val="17"/>
+          <w:szCs w:val="17"/>
+        </w:rPr>
+        <w:t xml:space="preserve">[M] = taken from the Martabe team work instruction "Verifikasi Analyzer Leaching" (12/05/2025). [CONFIRM] = unspecified or inconsistent in the source; resolve before this instruction is approved for use. Part A (original steps) is unchanged.</w:t>
+      </w:r>
+    </w:p>
+    <w:p>
+      <w:pPr>
+        <w:spacing w:after="60" w:before="0" w:line="245"/>
+      </w:pPr>
+      <w:r>
+        <w:rPr>
+          <w:rFonts w:ascii="Calibri" w:cs="Calibri" w:eastAsia="Calibri" w:hAnsi="Calibri"/>
+          <w:sz w:val="17"/>
+          <w:szCs w:val="17"/>
+        </w:rPr>
+        <w:t xml:space="preserve">Purpose [M]: verify the leach analyser reading against the actual solution.</w:t>
+      </w:r>
+    </w:p>
+    <w:p>
+      <w:pPr>
+        <w:ind w:left="280"/>
+        <w:spacing w:after="50" w:before="0" w:line="245"/>
+      </w:pPr>
+      <w:r>
+        <w:rPr>
+          <w:rFonts w:ascii="Calibri" w:cs="Calibri" w:eastAsia="Calibri" w:hAnsi="Calibri"/>
+          <w:b/>
+          <w:bCs/>
+          <w:sz w:val="17"/>
+          <w:szCs w:val="17"/>
+        </w:rPr>
+        <w:t xml:space="preserve">1.</w:t>
+      </w:r>
+      <w:r>
+        <w:rPr>
+          <w:rFonts w:ascii="Calibri" w:cs="Calibri" w:eastAsia="Calibri" w:hAnsi="Calibri"/>
+          <w:sz w:val="17"/>
+          <w:szCs w:val="17"/>
+        </w:rPr>
+        <w:t xml:space="preserve">  Sample slurry from leach tank 1, 2 and 3, 3 L from each tank, then press each sample to obtain solution.</w:t>
+      </w:r>
+    </w:p>
+    <w:p>
+      <w:pPr>
+        <w:ind w:left="280"/>
+        <w:spacing w:after="50" w:before="0" w:line="245"/>
+      </w:pPr>
+      <w:r>
+        <w:rPr>
+          <w:rFonts w:ascii="Calibri" w:cs="Calibri" w:eastAsia="Calibri" w:hAnsi="Calibri"/>
+          <w:b/>
+          <w:bCs/>
+          <w:sz w:val="17"/>
+          <w:szCs w:val="17"/>
+        </w:rPr>
+        <w:t xml:space="preserve">2.</w:t>
+      </w:r>
+      <w:r>
+        <w:rPr>
+          <w:rFonts w:ascii="Calibri" w:cs="Calibri" w:eastAsia="Calibri" w:hAnsi="Calibri"/>
+          <w:sz w:val="17"/>
+          <w:szCs w:val="17"/>
+        </w:rPr>
+        <w:t xml:space="preserve">  Take 200 mL of each sample solution and add caustic. [CONFIRM] the quantity of caustic or the target pH is not stated in the source. Add enough to hold the solution pH above 10.5, in line with the HCN controls in Section 3.</w:t>
+      </w:r>
+    </w:p>
+    <w:p>
+      <w:pPr>
+        <w:ind w:left="280"/>
+        <w:spacing w:after="50" w:before="0" w:line="245"/>
+      </w:pPr>
+      <w:r>
+        <w:rPr>
+          <w:rFonts w:ascii="Calibri" w:cs="Calibri" w:eastAsia="Calibri" w:hAnsi="Calibri"/>
+          <w:b/>
+          <w:bCs/>
+          <w:sz w:val="17"/>
+          <w:szCs w:val="17"/>
+        </w:rPr>
+        <w:t xml:space="preserve">3.</w:t>
+      </w:r>
+      <w:r>
+        <w:rPr>
+          <w:rFonts w:ascii="Calibri" w:cs="Calibri" w:eastAsia="Calibri" w:hAnsi="Calibri"/>
+          <w:sz w:val="17"/>
+          <w:szCs w:val="17"/>
+        </w:rPr>
+        <w:t xml:space="preserve">  Read each solution on the leach analyser and record the NaCN and WAD CN values for each tank.</w:t>
+      </w:r>
+    </w:p>
+    <w:p>
+      <w:pPr>
+        <w:ind w:left="280"/>
+        <w:spacing w:after="50" w:before="0" w:line="245"/>
+      </w:pPr>
+      <w:r>
+        <w:rPr>
+          <w:rFonts w:ascii="Calibri" w:cs="Calibri" w:eastAsia="Calibri" w:hAnsi="Calibri"/>
+          <w:b/>
+          <w:bCs/>
+          <w:sz w:val="17"/>
+          <w:szCs w:val="17"/>
+        </w:rPr>
+        <w:t xml:space="preserve">4.</w:t>
+      </w:r>
+      <w:r>
+        <w:rPr>
+          <w:rFonts w:ascii="Calibri" w:cs="Calibri" w:eastAsia="Calibri" w:hAnsi="Calibri"/>
+          <w:sz w:val="17"/>
+          <w:szCs w:val="17"/>
+        </w:rPr>
+        <w:t xml:space="preserve">  Take 10 mL of the same solution, titrate (free cyanide, silver nitrate method) and record the NaCN found.</w:t>
+      </w:r>
+    </w:p>
+    <w:p>
+      <w:pPr>
+        <w:ind w:left="280"/>
+        <w:spacing w:after="50" w:before="0" w:line="245"/>
+      </w:pPr>
+      <w:r>
+        <w:rPr>
+          <w:rFonts w:ascii="Calibri" w:cs="Calibri" w:eastAsia="Calibri" w:hAnsi="Calibri"/>
+          <w:b/>
+          <w:bCs/>
+          <w:sz w:val="17"/>
+          <w:szCs w:val="17"/>
+        </w:rPr>
+        <w:t xml:space="preserve">5.</w:t>
+      </w:r>
+      <w:r>
+        <w:rPr>
+          <w:rFonts w:ascii="Calibri" w:cs="Calibri" w:eastAsia="Calibri" w:hAnsi="Calibri"/>
+          <w:sz w:val="17"/>
+          <w:szCs w:val="17"/>
+        </w:rPr>
+        <w:t xml:space="preserve">  Send the remaining sample to the ITS laboratory for NaCN, WAD CN and Cu in solution assay.</w:t>
+      </w:r>
+    </w:p>
+    <w:p>
+      <w:pPr>
+        <w:ind w:left="280"/>
+        <w:spacing w:after="50" w:before="0" w:line="245"/>
+      </w:pPr>
+      <w:r>
+        <w:rPr>
+          <w:rFonts w:ascii="Calibri" w:cs="Calibri" w:eastAsia="Calibri" w:hAnsi="Calibri"/>
+          <w:b/>
+          <w:bCs/>
+          <w:sz w:val="17"/>
+          <w:szCs w:val="17"/>
+        </w:rPr>
+        <w:t xml:space="preserve">6.</w:t>
+      </w:r>
+      <w:r>
+        <w:rPr>
+          <w:rFonts w:ascii="Calibri" w:cs="Calibri" w:eastAsia="Calibri" w:hAnsi="Calibri"/>
+          <w:sz w:val="17"/>
+          <w:szCs w:val="17"/>
+        </w:rPr>
+        <w:t xml:space="preserve">  Record the analyser, titration and laboratory results for each tank side by side in the analyser verification log. Apply Part A step 5 to any difference above tolerance - do not adjust the analyser.</w:t>
       </w:r>
     </w:p>
     <w:p>
@@ -2462,6 +2824,24 @@
           <w:szCs w:val="17"/>
         </w:rPr>
         <w:t xml:space="preserve">MM-4034-033-P-09 Tag Register (942 tags)</w:t>
+      </w:r>
+    </w:p>
+    <w:p>
+      <w:pPr>
+        <w:pStyle w:val="ListParagraph"/>
+        <w:numPr>
+          <w:ilvl w:val="0"/>
+          <w:numId w:val="1"/>
+        </w:numPr>
+        <w:spacing w:after="60" w:line="245"/>
+      </w:pPr>
+      <w:r>
+        <w:rPr>
+          <w:rFonts w:ascii="Calibri" w:cs="Calibri" w:eastAsia="Calibri" w:hAnsi="Calibri"/>
+          <w:sz w:val="17"/>
+          <w:szCs w:val="17"/>
+        </w:rPr>
+        <w:t xml:space="preserve">Martabe work instruction 'Verifikasi Analyzer Leaching' (Indonesian, 12/05/2025) - Part B source</w:t>
       </w:r>
     </w:p>
     <w:sectPr>

--- a/SWI/201-Plant-Sampling/MM-4034-033-OR-03-SWI-PRO-MET-201-022-Online-Analyser-Verification-Sampling---pH-Cyanide-and-Dissolved-O-RevA.docx
+++ b/SWI/201-Plant-Sampling/MM-4034-033-OR-03-SWI-PRO-MET-201-022-Online-Analyser-Verification-Sampling---pH-Cyanide-and-Dissolved-O-RevA.docx
@@ -638,7 +638,7 @@
                 <w:sz w:val="17"/>
                 <w:szCs w:val="17"/>
               </w:rPr>
-              <w:t xml:space="preserve">DRAFT FOR REVIEW. Martabe work instruction 'Verifikasi Analyzer Leaching' (12/05/2025) added as Section 6 Part B. Not approved until reviewed. JSEA JSEA-PRO-MET-201-022 must be updated for the added hazard row.</w:t>
+              <w:t xml:space="preserve">DRAFT FOR REVIEW. Martabe work instructions 'Verifikasi Analyzer Leaching' (12/05/2025) as Part B and 'Check pH Tailing Slurry Solution' (DOC-3-MET-PMC-WIN-00106-IE, issued 25/01/2025) as Part C added to Section 6. Not approved until reviewed. JSEA JSEA-PRO-MET-201-022 must be updated for the added hazard rows.</w:t>
             </w:r>
           </w:p>
         </w:tc>
@@ -1591,6 +1591,58 @@
           </w:p>
         </w:tc>
       </w:tr>
+      <w:tr>
+        <w:tc>
+          <w:tcPr>
+            <w:tcW w:type="dxa" w:w="2900"/>
+            <w:shd w:val="clear" w:color="auto" w:fill="F2F5FA"/>
+            <w:tcMar>
+              <w:top w:type="dxa" w:w="55"/>
+              <w:left w:type="dxa" w:w="85"/>
+              <w:bottom w:type="dxa" w:w="55"/>
+              <w:right w:type="dxa" w:w="85"/>
+            </w:tcMar>
+          </w:tcPr>
+          <w:p>
+            <w:pPr>
+              <w:spacing w:after="0" w:line="235"/>
+            </w:pPr>
+            <w:r>
+              <w:rPr>
+                <w:rFonts w:ascii="Calibri" w:cs="Calibri" w:eastAsia="Calibri" w:hAnsi="Calibri"/>
+                <w:sz w:val="16"/>
+                <w:szCs w:val="16"/>
+              </w:rPr>
+              <w:t xml:space="preserve">[JSEA to confirm] Slippery surface, tailings slurry spill and splash, and dust at the tailings pH probe</w:t>
+            </w:r>
+          </w:p>
+        </w:tc>
+        <w:tc>
+          <w:tcPr>
+            <w:tcW w:type="dxa" w:w="6126"/>
+            <w:shd w:val="clear" w:color="auto" w:fill="F2F5FA"/>
+            <w:tcMar>
+              <w:top w:type="dxa" w:w="55"/>
+              <w:left w:type="dxa" w:w="85"/>
+              <w:bottom w:type="dxa" w:w="55"/>
+              <w:right w:type="dxa" w:w="85"/>
+            </w:tcMar>
+          </w:tcPr>
+          <w:p>
+            <w:pPr>
+              <w:spacing w:after="0" w:line="235"/>
+            </w:pPr>
+            <w:r>
+              <w:rPr>
+                <w:rFonts w:ascii="Calibri" w:cs="Calibri" w:eastAsia="Calibri" w:hAnsi="Calibri"/>
+                <w:sz w:val="16"/>
+                <w:szCs w:val="16"/>
+              </w:rPr>
+              <w:t xml:space="preserve">Latex gloves, dust mask, glasses and safety boots. Eyewash proven flowing; if slurry contacts the eyes, flush at the eyewash at once. Watch footing; keep the dust mask on.</w:t>
+            </w:r>
+          </w:p>
+        </w:tc>
+      </w:tr>
     </w:tbl>
     <w:p>
       <w:pPr>
@@ -2196,6 +2248,24 @@
     </w:p>
     <w:p>
       <w:pPr>
+        <w:pStyle w:val="ListParagraph"/>
+        <w:numPr>
+          <w:ilvl w:val="0"/>
+          <w:numId w:val="1"/>
+        </w:numPr>
+        <w:spacing w:after="60" w:line="245"/>
+      </w:pPr>
+      <w:r>
+        <w:rPr>
+          <w:rFonts w:ascii="Calibri" w:cs="Calibri" w:eastAsia="Calibri" w:hAnsi="Calibri"/>
+          <w:sz w:val="17"/>
+          <w:szCs w:val="17"/>
+        </w:rPr>
+        <w:t xml:space="preserve">[M] Bucket, water, pH 7 and pH 10 buffer solutions in their bottles</w:t>
+      </w:r>
+    </w:p>
+    <w:p>
+      <w:pPr>
         <w:pStyle w:val="Heading1"/>
         <w:spacing w:after="120" w:before="260"/>
       </w:pPr>
@@ -2561,6 +2631,217 @@
     </w:p>
     <w:p>
       <w:pPr>
+        <w:spacing w:after="90" w:before="180" w:line="245"/>
+        <w:keepNext/>
+      </w:pPr>
+      <w:r>
+        <w:rPr>
+          <w:rFonts w:ascii="Calibri" w:cs="Calibri" w:eastAsia="Calibri" w:hAnsi="Calibri"/>
+          <w:b/>
+          <w:bCs/>
+          <w:color w:val="1F3864"/>
+          <w:sz w:val="19"/>
+          <w:szCs w:val="19"/>
+        </w:rPr>
+        <w:t xml:space="preserve">Part C - Tailings pH probe check against buffers [M]</w:t>
+      </w:r>
+    </w:p>
+    <w:p>
+      <w:pPr>
+        <w:spacing w:after="60" w:before="0" w:line="245"/>
+      </w:pPr>
+      <w:r>
+        <w:rPr>
+          <w:rFonts w:ascii="Calibri" w:cs="Calibri" w:eastAsia="Calibri" w:hAnsi="Calibri"/>
+          <w:sz w:val="17"/>
+          <w:szCs w:val="17"/>
+        </w:rPr>
+        <w:t xml:space="preserve">[M] = taken from the Martabe team work instruction "Check pH Tailing Slurry Solution (DOC-3-MET-PMC-WIN-00106-IE)" (25/01/2025). [CONFIRM] = unspecified or inconsistent in the source; resolve before this instruction is approved for use. Parts A and B are unchanged.</w:t>
+      </w:r>
+    </w:p>
+    <w:p>
+      <w:pPr>
+        <w:spacing w:after="60" w:before="0" w:line="245"/>
+      </w:pPr>
+      <w:r>
+        <w:rPr>
+          <w:rFonts w:ascii="Calibri" w:cs="Calibri" w:eastAsia="Calibri" w:hAnsi="Calibri"/>
+          <w:sz w:val="17"/>
+          <w:szCs w:val="17"/>
+        </w:rPr>
+        <w:t xml:space="preserve">Purpose [M]: confirm the online tailings pH probe reads correctly by dipping it in buffer solutions and reading the control panel.</w:t>
+      </w:r>
+    </w:p>
+    <w:p>
+      <w:pPr>
+        <w:ind w:left="280"/>
+        <w:spacing w:after="50" w:before="0" w:line="245"/>
+      </w:pPr>
+      <w:r>
+        <w:rPr>
+          <w:rFonts w:ascii="Calibri" w:cs="Calibri" w:eastAsia="Calibri" w:hAnsi="Calibri"/>
+          <w:b/>
+          <w:bCs/>
+          <w:sz w:val="17"/>
+          <w:szCs w:val="17"/>
+        </w:rPr>
+        <w:t xml:space="preserve">7.</w:t>
+      </w:r>
+      <w:r>
+        <w:rPr>
+          <w:rFonts w:ascii="Calibri" w:cs="Calibri" w:eastAsia="Calibri" w:hAnsi="Calibri"/>
+          <w:sz w:val="17"/>
+          <w:szCs w:val="17"/>
+        </w:rPr>
+        <w:t xml:space="preserve">  Take 5 minutes before starting ('Take 5'). Prepare the bucket, water and the pH 7 and pH 10 buffer solutions, and check the equipment is in good condition [M].</w:t>
+      </w:r>
+    </w:p>
+    <w:p>
+      <w:pPr>
+        <w:ind w:left="280"/>
+        <w:spacing w:after="50" w:before="0" w:line="245"/>
+      </w:pPr>
+      <w:r>
+        <w:rPr>
+          <w:rFonts w:ascii="Calibri" w:cs="Calibri" w:eastAsia="Calibri" w:hAnsi="Calibri"/>
+          <w:b/>
+          <w:bCs/>
+          <w:sz w:val="17"/>
+          <w:szCs w:val="17"/>
+        </w:rPr>
+        <w:t xml:space="preserve">8.</w:t>
+      </w:r>
+      <w:r>
+        <w:rPr>
+          <w:rFonts w:ascii="Calibri" w:cs="Calibri" w:eastAsia="Calibri" w:hAnsi="Calibri"/>
+          <w:sz w:val="17"/>
+          <w:szCs w:val="17"/>
+        </w:rPr>
+        <w:t xml:space="preserve">  Read the tailings pH on the panel.</w:t>
+      </w:r>
+    </w:p>
+    <w:p>
+      <w:pPr>
+        <w:ind w:left="280"/>
+        <w:spacing w:after="50" w:before="0" w:line="245"/>
+      </w:pPr>
+      <w:r>
+        <w:rPr>
+          <w:rFonts w:ascii="Calibri" w:cs="Calibri" w:eastAsia="Calibri" w:hAnsi="Calibri"/>
+          <w:b/>
+          <w:bCs/>
+          <w:sz w:val="17"/>
+          <w:szCs w:val="17"/>
+        </w:rPr>
+        <w:t xml:space="preserve">9.</w:t>
+      </w:r>
+      <w:r>
+        <w:rPr>
+          <w:rFonts w:ascii="Calibri" w:cs="Calibri" w:eastAsia="Calibri" w:hAnsi="Calibri"/>
+          <w:sz w:val="17"/>
+          <w:szCs w:val="17"/>
+        </w:rPr>
+        <w:t xml:space="preserve">  Wash the slurry off the tailings pH probe with water.</w:t>
+      </w:r>
+    </w:p>
+    <w:p>
+      <w:pPr>
+        <w:ind w:left="280"/>
+        <w:spacing w:after="50" w:before="0" w:line="245"/>
+      </w:pPr>
+      <w:r>
+        <w:rPr>
+          <w:rFonts w:ascii="Calibri" w:cs="Calibri" w:eastAsia="Calibri" w:hAnsi="Calibri"/>
+          <w:b/>
+          <w:bCs/>
+          <w:sz w:val="17"/>
+          <w:szCs w:val="17"/>
+        </w:rPr>
+        <w:t xml:space="preserve">10.</w:t>
+      </w:r>
+      <w:r>
+        <w:rPr>
+          <w:rFonts w:ascii="Calibri" w:cs="Calibri" w:eastAsia="Calibri" w:hAnsi="Calibri"/>
+          <w:sz w:val="17"/>
+          <w:szCs w:val="17"/>
+        </w:rPr>
+        <w:t xml:space="preserve">  Pour pH 7 buffer into the cap of the buffer bottle and put the pH probe in the cap.</w:t>
+      </w:r>
+    </w:p>
+    <w:p>
+      <w:pPr>
+        <w:ind w:left="280"/>
+        <w:spacing w:after="50" w:before="0" w:line="245"/>
+      </w:pPr>
+      <w:r>
+        <w:rPr>
+          <w:rFonts w:ascii="Calibri" w:cs="Calibri" w:eastAsia="Calibri" w:hAnsi="Calibri"/>
+          <w:b/>
+          <w:bCs/>
+          <w:sz w:val="17"/>
+          <w:szCs w:val="17"/>
+        </w:rPr>
+        <w:t xml:space="preserve">11.</w:t>
+      </w:r>
+      <w:r>
+        <w:rPr>
+          <w:rFonts w:ascii="Calibri" w:cs="Calibri" w:eastAsia="Calibri" w:hAnsi="Calibri"/>
+          <w:sz w:val="17"/>
+          <w:szCs w:val="17"/>
+        </w:rPr>
+        <w:t xml:space="preserve">  Read the panel. Wait until the pH reads 7.</w:t>
+      </w:r>
+    </w:p>
+    <w:p>
+      <w:pPr>
+        <w:ind w:left="280"/>
+        <w:spacing w:after="50" w:before="0" w:line="245"/>
+      </w:pPr>
+      <w:r>
+        <w:rPr>
+          <w:rFonts w:ascii="Calibri" w:cs="Calibri" w:eastAsia="Calibri" w:hAnsi="Calibri"/>
+          <w:b/>
+          <w:bCs/>
+          <w:sz w:val="17"/>
+          <w:szCs w:val="17"/>
+        </w:rPr>
+        <w:t xml:space="preserve">12.</w:t>
+      </w:r>
+      <w:r>
+        <w:rPr>
+          <w:rFonts w:ascii="Calibri" w:cs="Calibri" w:eastAsia="Calibri" w:hAnsi="Calibri"/>
+          <w:sz w:val="17"/>
+          <w:szCs w:val="17"/>
+        </w:rPr>
+        <w:t xml:space="preserve">  Pour pH 10 buffer into the cap and put the probe in. Read the panel: the reading must be 10 or round to 10, for example 9.8. [CONFIRM] the tolerance is only given by this example (about 0.2 pH). The cyanide safety limit is pH above 10.5, so confirm the tolerance does not erode that margin.</w:t>
+      </w:r>
+    </w:p>
+    <w:p>
+      <w:pPr>
+        <w:ind w:left="280"/>
+        <w:spacing w:after="50" w:before="0" w:line="245"/>
+      </w:pPr>
+      <w:r>
+        <w:rPr>
+          <w:rFonts w:ascii="Calibri" w:cs="Calibri" w:eastAsia="Calibri" w:hAnsi="Calibri"/>
+          <w:b/>
+          <w:bCs/>
+          <w:sz w:val="17"/>
+          <w:szCs w:val="17"/>
+        </w:rPr>
+        <w:t xml:space="preserve">13.</w:t>
+      </w:r>
+      <w:r>
+        <w:rPr>
+          <w:rFonts w:ascii="Calibri" w:cs="Calibri" w:eastAsia="Calibri" w:hAnsi="Calibri"/>
+          <w:sz w:val="17"/>
+          <w:szCs w:val="17"/>
+        </w:rPr>
+        <w:t xml:space="preserve">  If the reading does not match the buffer, the tailings pH probe must be repaired. Report it to instrumentation and do not adjust it. [CONFIRM] the source uses buffers 7 and 10 only, whereas SWI-PRO-MET-206-004 uses 4, 7 and 10; confirm the buffers cover the working range of this probe.</w:t>
+      </w:r>
+    </w:p>
+    <w:p>
+      <w:pPr>
         <w:pStyle w:val="Heading1"/>
         <w:spacing w:after="120" w:before="260"/>
       </w:pPr>
@@ -2842,6 +3123,24 @@
           <w:szCs w:val="17"/>
         </w:rPr>
         <w:t xml:space="preserve">Martabe work instruction 'Verifikasi Analyzer Leaching' (Indonesian, 12/05/2025) - Part B source</w:t>
+      </w:r>
+    </w:p>
+    <w:p>
+      <w:pPr>
+        <w:pStyle w:val="ListParagraph"/>
+        <w:numPr>
+          <w:ilvl w:val="0"/>
+          <w:numId w:val="1"/>
+        </w:numPr>
+        <w:spacing w:after="60" w:line="245"/>
+      </w:pPr>
+      <w:r>
+        <w:rPr>
+          <w:rFonts w:ascii="Calibri" w:cs="Calibri" w:eastAsia="Calibri" w:hAnsi="Calibri"/>
+          <w:sz w:val="17"/>
+          <w:szCs w:val="17"/>
+        </w:rPr>
+        <w:t xml:space="preserve">Martabe work instruction 'Check pH Tailing Slurry Solution' DOC-3-MET-PMC-WIN-00106-IE v1.0 (issued 25/01/2025; reference SOPs DOC-2-MET-PRM-SOP-00037-IE and DOC-2-MET-MEL-SOP-00087-IE) - Part C source</w:t>
       </w:r>
     </w:p>
     <w:sectPr>

--- a/SWI/201-Plant-Sampling/MM-4034-033-OR-03-SWI-PRO-MET-201-022-Online-Analyser-Verification-Sampling---pH-Cyanide-and-Dissolved-O-RevA.docx
+++ b/SWI/201-Plant-Sampling/MM-4034-033-OR-03-SWI-PRO-MET-201-022-Online-Analyser-Verification-Sampling---pH-Cyanide-and-Dissolved-O-RevA.docx
@@ -3727,7 +3727,7 @@
                 <w:lang w:val="en-AU" w:eastAsia="en-AU"/>
                 <w14:ligatures w14:val="none"/>
               </w:rPr>
-              <w:t xml:space="preserve">Confirm you are trained and signed off against this SWI, signed on to JSEA-PRO-MET-201-022 at a communication session, and authorised by the Shift Supervisor.</w:t>
+              <w:t xml:space="preserve">Confirm you are trained and signed off against this SWI, signed on to JSEA-PRO-MET-201-022 at a communication session, site inducted with current cyanide awareness and gas detection competency where the area requires it, and authorised by the Shift Supervisor.</w:t>
             </w:r>
           </w:p>
           <w:p>
